--- a/Examples/Data/Golds/ReportingEngine.ContextualObjectMemberAccess Gold.docx
+++ b/Examples/Data/Golds/ReportingEngine.ContextualObjectMemberAccess Gold.docx
@@ -1,39 +1,60 @@
 
 <file path=word/document.xml><?xml version="1.0" encoding="utf-8"?>
 <w:document xmlns:wpc="http://schemas.microsoft.com/office/word/2010/wordprocessingCanvas" xmlns:cx="http://schemas.microsoft.com/office/drawing/2014/chartex" xmlns:cx1="http://schemas.microsoft.com/office/drawing/2015/9/8/chartex" xmlns:cx2="http://schemas.microsoft.com/office/drawing/2015/10/21/chartex" xmlns:cx3="http://schemas.microsoft.com/office/drawing/2016/5/9/chartex" xmlns:cx4="http://schemas.microsoft.com/office/drawing/2016/5/10/chartex" xmlns:cx5="http://schemas.microsoft.com/office/drawing/2016/5/11/chartex" xmlns:mc="http://schemas.openxmlformats.org/markup-compatibility/2006" xmlns:o="urn:schemas-microsoft-com:office:office" xmlns:r="http://schemas.openxmlformats.org/officeDocument/2006/relationships" xmlns:m="http://schemas.openxmlformats.org/officeDocument/2006/math" xmlns:v="urn:schemas-microsoft-com:vml" xmlns:wp14="http://schemas.microsoft.com/office/word/2010/wordprocessingDrawing" xmlns:wp="http://schemas.openxmlformats.org/drawingml/2006/wordprocessingDrawing" xmlns:w10="urn:schemas-microsoft-com:office:word" xmlns:w="http://schemas.openxmlformats.org/wordprocessingml/2006/main" xmlns:w14="http://schemas.microsoft.com/office/word/2010/wordml" xmlns:w15="http://schemas.microsoft.com/office/word/2012/wordml" xmlns:wne="http://schemas.microsoft.com/office/word/2006/wordml" xmlns:wpg="http://schemas.microsoft.com/office/word/2010/wordprocessingGroup" xmlns:wpi="http://schemas.microsoft.com/office/word/2010/wordprocessingInk" xmlns:wps="http://schemas.microsoft.com/office/word/2010/wordprocessingShape" mc:Ignorable="w14 w15 wp14">
-  <!-- Generated by Aspose.Words for .NET 18.3 -->
+  <!-- Generated by Aspose.Words for Java 26.3.0 -->
   <w:body>
     <w:tbl>
       <w:tblPr>
         <w:tblStyle w:val="Codesnippettable"/>
-        <w:tblW w:w="0" w:type="auto"/>
+        <w:tblW w:w="9345" w:type="dxa"/>
+        <w:jc w:val="left"/>
+        <w:tblInd w:w="0" w:type="dxa"/>
+        <w:shd w:val="clear" w:color="auto" w:fill="F2F2F2"/>
         <w:tblLayout w:type="fixed"/>
+        <w:tblCellMar>
+          <w:top w:w="0" w:type="dxa"/>
+          <w:left w:w="108" w:type="dxa"/>
+          <w:bottom w:w="0" w:type="dxa"/>
+          <w:right w:w="108" w:type="dxa"/>
+        </w:tblCellMar>
         <w:tblLook w:val="04A0"/>
       </w:tblPr>
       <w:tblGrid>
-        <w:gridCol w:w="3256"/>
+        <w:gridCol w:w="3255"/>
         <w:gridCol w:w="3969"/>
-        <w:gridCol w:w="2120"/>
+        <w:gridCol w:w="2121"/>
       </w:tblGrid>
       <w:tr>
         <w:tblPrEx>
-          <w:tblW w:w="0" w:type="auto"/>
+          <w:tblW w:w="9345" w:type="dxa"/>
+          <w:tblInd w:w="0" w:type="dxa"/>
+          <w:shd w:val="clear" w:color="auto" w:fill="F2F2F2"/>
           <w:tblLayout w:type="fixed"/>
           <w:tblLook w:val="04A0"/>
         </w:tblPrEx>
         <w:tc>
           <w:tcPr>
-            <w:tcW w:w="3256" w:type="dxa"/>
+            <w:tcW w:w="3255" w:type="dxa"/>
+            <w:shd w:val="clear" w:color="auto" w:fill="F2F2F2" w:themeFill="background1" w:themeFillShade="f2"/>
           </w:tcPr>
           <w:p>
             <w:pPr>
+              <w:widowControl/>
+              <w:spacing w:before="0" w:after="0" w:line="240" w:lineRule="auto"/>
+              <w:jc w:val="left"/>
               <w:rPr>
                 <w:lang w:val="en-US"/>
               </w:rPr>
             </w:pPr>
             <w:r>
               <w:rPr>
-                <w:lang w:val="en-US"/>
+                <w:rFonts w:ascii="Courier New" w:eastAsia="Calibri" w:hAnsi="Courier New" w:cs="Arial"/>
+                <w:b/>
+                <w:color w:val="7F7F7F"/>
+                <w:kern w:val="0"/>
+                <w:sz w:val="22"/>
+                <w:szCs w:val="22"/>
+                <w:lang w:val="en-US" w:eastAsia="en-US" w:bidi="ar-SA"/>
               </w:rPr>
               <w:t>No.</w:t>
             </w:r>
@@ -42,16 +63,26 @@
         <w:tc>
           <w:tcPr>
             <w:tcW w:w="3969" w:type="dxa"/>
+            <w:shd w:val="clear" w:color="auto" w:fill="F2F2F2" w:themeFill="background1" w:themeFillShade="f2"/>
           </w:tcPr>
           <w:p>
             <w:pPr>
+              <w:widowControl/>
+              <w:spacing w:before="0" w:after="0" w:line="240" w:lineRule="auto"/>
+              <w:jc w:val="left"/>
               <w:rPr>
                 <w:lang w:val="en-US"/>
               </w:rPr>
             </w:pPr>
             <w:r>
               <w:rPr>
-                <w:lang w:val="en-US"/>
+                <w:rFonts w:ascii="Courier New" w:eastAsia="Calibri" w:hAnsi="Courier New" w:cs="Arial"/>
+                <w:b/>
+                <w:color w:val="7F7F7F"/>
+                <w:kern w:val="0"/>
+                <w:sz w:val="22"/>
+                <w:szCs w:val="22"/>
+                <w:lang w:val="en-US" w:eastAsia="en-US" w:bidi="ar-SA"/>
               </w:rPr>
               <w:t>Name</w:t>
             </w:r>
@@ -59,17 +90,27 @@
         </w:tc>
         <w:tc>
           <w:tcPr>
-            <w:tcW w:w="2120" w:type="dxa"/>
+            <w:tcW w:w="2121" w:type="dxa"/>
+            <w:shd w:val="clear" w:color="auto" w:fill="F2F2F2" w:themeFill="background1" w:themeFillShade="f2"/>
           </w:tcPr>
           <w:p>
             <w:pPr>
+              <w:widowControl/>
+              <w:spacing w:before="0" w:after="0" w:line="240" w:lineRule="auto"/>
+              <w:jc w:val="left"/>
               <w:rPr>
                 <w:lang w:val="en-US"/>
               </w:rPr>
             </w:pPr>
             <w:r>
               <w:rPr>
-                <w:lang w:val="en-US"/>
+                <w:rFonts w:ascii="Courier New" w:eastAsia="Calibri" w:hAnsi="Courier New" w:cs="Arial"/>
+                <w:b/>
+                <w:color w:val="7F7F7F"/>
+                <w:kern w:val="0"/>
+                <w:sz w:val="22"/>
+                <w:szCs w:val="22"/>
+                <w:lang w:val="en-US" w:eastAsia="en-US" w:bidi="ar-SA"/>
               </w:rPr>
               <w:t>Contract Price</w:t>
             </w:r>
@@ -78,23 +119,35 @@
       </w:tr>
       <w:tr>
         <w:tblPrEx>
-          <w:tblW w:w="0" w:type="auto"/>
+          <w:tblW w:w="9345" w:type="dxa"/>
+          <w:tblInd w:w="0" w:type="dxa"/>
+          <w:shd w:val="clear" w:color="auto" w:fill="F2F2F2"/>
           <w:tblLayout w:type="fixed"/>
           <w:tblLook w:val="04A0"/>
         </w:tblPrEx>
         <w:tc>
           <w:tcPr>
-            <w:tcW w:w="3256" w:type="dxa"/>
+            <w:tcW w:w="3255" w:type="dxa"/>
+            <w:shd w:val="clear" w:color="auto" w:fill="F2F2F2" w:themeFill="background1" w:themeFillShade="f2"/>
           </w:tcPr>
           <w:p>
             <w:pPr>
+              <w:widowControl/>
+              <w:spacing w:before="0" w:after="0" w:line="240" w:lineRule="auto"/>
+              <w:jc w:val="left"/>
               <w:rPr>
                 <w:lang w:val="en-US"/>
               </w:rPr>
             </w:pPr>
             <w:r>
               <w:rPr>
-                <w:lang w:val="en-US"/>
+                <w:rFonts w:ascii="Courier New" w:eastAsia="Calibri" w:hAnsi="Courier New" w:cs="Arial"/>
+                <w:b/>
+                <w:color w:val="7F7F7F"/>
+                <w:kern w:val="0"/>
+                <w:sz w:val="22"/>
+                <w:szCs w:val="22"/>
+                <w:lang w:val="en-US" w:eastAsia="en-US" w:bidi="ar-SA"/>
               </w:rPr>
               <w:t>1</w:t>
             </w:r>
@@ -103,16 +156,26 @@
         <w:tc>
           <w:tcPr>
             <w:tcW w:w="3969" w:type="dxa"/>
+            <w:shd w:val="clear" w:color="auto" w:fill="F2F2F2" w:themeFill="background1" w:themeFillShade="f2"/>
           </w:tcPr>
           <w:p>
             <w:pPr>
+              <w:widowControl/>
+              <w:spacing w:before="0" w:after="0" w:line="240" w:lineRule="auto"/>
+              <w:jc w:val="left"/>
               <w:rPr>
                 <w:lang w:val="en-US"/>
               </w:rPr>
             </w:pPr>
             <w:r>
               <w:rPr>
-                <w:lang w:val="en-US"/>
+                <w:rFonts w:ascii="Courier New" w:eastAsia="Calibri" w:hAnsi="Courier New" w:cs="Arial"/>
+                <w:b/>
+                <w:color w:val="7F7F7F"/>
+                <w:kern w:val="0"/>
+                <w:sz w:val="22"/>
+                <w:szCs w:val="22"/>
+                <w:lang w:val="en-US" w:eastAsia="en-US" w:bidi="ar-SA"/>
               </w:rPr>
               <w:t>John Smith</w:t>
             </w:r>
@@ -120,42 +183,64 @@
         </w:tc>
         <w:tc>
           <w:tcPr>
-            <w:tcW w:w="2120" w:type="dxa"/>
+            <w:tcW w:w="2121" w:type="dxa"/>
+            <w:shd w:val="clear" w:color="auto" w:fill="F2F2F2" w:themeFill="background1" w:themeFillShade="f2"/>
           </w:tcPr>
           <w:p>
             <w:pPr>
+              <w:widowControl/>
+              <w:spacing w:before="0" w:after="0" w:line="240" w:lineRule="auto"/>
+              <w:jc w:val="left"/>
               <w:rPr>
                 <w:lang w:val="en-US"/>
               </w:rPr>
             </w:pPr>
             <w:r>
               <w:rPr>
-                <w:lang w:val="en-US"/>
-              </w:rPr>
-              <w:t>2300000</w:t>
+                <w:rFonts w:ascii="Courier New" w:eastAsia="Calibri" w:hAnsi="Courier New" w:cs="Arial"/>
+                <w:b/>
+                <w:color w:val="7F7F7F"/>
+                <w:kern w:val="0"/>
+                <w:sz w:val="22"/>
+                <w:szCs w:val="22"/>
+                <w:lang w:val="en-US" w:eastAsia="en-US" w:bidi="ar-SA"/>
+              </w:rPr>
+              <w:t>2300000.0</w:t>
             </w:r>
           </w:p>
         </w:tc>
       </w:tr>
       <w:tr>
         <w:tblPrEx>
-          <w:tblW w:w="0" w:type="auto"/>
+          <w:tblW w:w="9345" w:type="dxa"/>
+          <w:tblInd w:w="0" w:type="dxa"/>
+          <w:shd w:val="clear" w:color="auto" w:fill="F2F2F2"/>
           <w:tblLayout w:type="fixed"/>
           <w:tblLook w:val="04A0"/>
         </w:tblPrEx>
         <w:tc>
           <w:tcPr>
-            <w:tcW w:w="3256" w:type="dxa"/>
+            <w:tcW w:w="3255" w:type="dxa"/>
+            <w:shd w:val="clear" w:color="auto" w:fill="F2F2F2" w:themeFill="background1" w:themeFillShade="f2"/>
           </w:tcPr>
           <w:p>
             <w:pPr>
+              <w:widowControl/>
+              <w:spacing w:before="0" w:after="0" w:line="240" w:lineRule="auto"/>
+              <w:jc w:val="left"/>
               <w:rPr>
                 <w:lang w:val="en-US"/>
               </w:rPr>
             </w:pPr>
             <w:r>
               <w:rPr>
-                <w:lang w:val="en-US"/>
+                <w:rFonts w:ascii="Courier New" w:eastAsia="Calibri" w:hAnsi="Courier New" w:cs="Arial"/>
+                <w:b/>
+                <w:color w:val="7F7F7F"/>
+                <w:kern w:val="0"/>
+                <w:sz w:val="22"/>
+                <w:szCs w:val="22"/>
+                <w:lang w:val="en-US" w:eastAsia="en-US" w:bidi="ar-SA"/>
               </w:rPr>
               <w:t>2</w:t>
             </w:r>
@@ -164,16 +249,26 @@
         <w:tc>
           <w:tcPr>
             <w:tcW w:w="3969" w:type="dxa"/>
+            <w:shd w:val="clear" w:color="auto" w:fill="F2F2F2" w:themeFill="background1" w:themeFillShade="f2"/>
           </w:tcPr>
           <w:p>
             <w:pPr>
+              <w:widowControl/>
+              <w:spacing w:before="0" w:after="0" w:line="240" w:lineRule="auto"/>
+              <w:jc w:val="left"/>
               <w:rPr>
                 <w:lang w:val="en-US"/>
               </w:rPr>
             </w:pPr>
             <w:r>
               <w:rPr>
-                <w:lang w:val="en-US"/>
+                <w:rFonts w:ascii="Courier New" w:eastAsia="Calibri" w:hAnsi="Courier New" w:cs="Arial"/>
+                <w:b/>
+                <w:color w:val="7F7F7F"/>
+                <w:kern w:val="0"/>
+                <w:sz w:val="22"/>
+                <w:szCs w:val="22"/>
+                <w:lang w:val="en-US" w:eastAsia="en-US" w:bidi="ar-SA"/>
               </w:rPr>
               <w:t>Tony Anderson</w:t>
             </w:r>
@@ -181,42 +276,64 @@
         </w:tc>
         <w:tc>
           <w:tcPr>
-            <w:tcW w:w="2120" w:type="dxa"/>
+            <w:tcW w:w="2121" w:type="dxa"/>
+            <w:shd w:val="clear" w:color="auto" w:fill="F2F2F2" w:themeFill="background1" w:themeFillShade="f2"/>
           </w:tcPr>
           <w:p>
             <w:pPr>
+              <w:widowControl/>
+              <w:spacing w:before="0" w:after="0" w:line="240" w:lineRule="auto"/>
+              <w:jc w:val="left"/>
               <w:rPr>
                 <w:lang w:val="en-US"/>
               </w:rPr>
             </w:pPr>
             <w:r>
               <w:rPr>
-                <w:lang w:val="en-US"/>
-              </w:rPr>
-              <w:t>1200000</w:t>
+                <w:rFonts w:ascii="Courier New" w:eastAsia="Calibri" w:hAnsi="Courier New" w:cs="Arial"/>
+                <w:b/>
+                <w:color w:val="7F7F7F"/>
+                <w:kern w:val="0"/>
+                <w:sz w:val="22"/>
+                <w:szCs w:val="22"/>
+                <w:lang w:val="en-US" w:eastAsia="en-US" w:bidi="ar-SA"/>
+              </w:rPr>
+              <w:t>1200000.0</w:t>
             </w:r>
           </w:p>
         </w:tc>
       </w:tr>
       <w:tr>
         <w:tblPrEx>
-          <w:tblW w:w="0" w:type="auto"/>
+          <w:tblW w:w="9345" w:type="dxa"/>
+          <w:tblInd w:w="0" w:type="dxa"/>
+          <w:shd w:val="clear" w:color="auto" w:fill="F2F2F2"/>
           <w:tblLayout w:type="fixed"/>
           <w:tblLook w:val="04A0"/>
         </w:tblPrEx>
         <w:tc>
           <w:tcPr>
-            <w:tcW w:w="3256" w:type="dxa"/>
+            <w:tcW w:w="3255" w:type="dxa"/>
+            <w:shd w:val="clear" w:color="auto" w:fill="F2F2F2" w:themeFill="background1" w:themeFillShade="f2"/>
           </w:tcPr>
           <w:p>
             <w:pPr>
+              <w:widowControl/>
+              <w:spacing w:before="0" w:after="0" w:line="240" w:lineRule="auto"/>
+              <w:jc w:val="left"/>
               <w:rPr>
                 <w:lang w:val="en-US"/>
               </w:rPr>
             </w:pPr>
             <w:r>
               <w:rPr>
-                <w:lang w:val="en-US"/>
+                <w:rFonts w:ascii="Courier New" w:eastAsia="Calibri" w:hAnsi="Courier New" w:cs="Arial"/>
+                <w:b/>
+                <w:color w:val="7F7F7F"/>
+                <w:kern w:val="0"/>
+                <w:sz w:val="22"/>
+                <w:szCs w:val="22"/>
+                <w:lang w:val="en-US" w:eastAsia="en-US" w:bidi="ar-SA"/>
               </w:rPr>
               <w:t>3</w:t>
             </w:r>
@@ -225,16 +342,26 @@
         <w:tc>
           <w:tcPr>
             <w:tcW w:w="3969" w:type="dxa"/>
+            <w:shd w:val="clear" w:color="auto" w:fill="F2F2F2" w:themeFill="background1" w:themeFillShade="f2"/>
           </w:tcPr>
           <w:p>
             <w:pPr>
+              <w:widowControl/>
+              <w:spacing w:before="0" w:after="0" w:line="240" w:lineRule="auto"/>
+              <w:jc w:val="left"/>
               <w:rPr>
                 <w:lang w:val="en-US"/>
               </w:rPr>
             </w:pPr>
             <w:r>
               <w:rPr>
-                <w:lang w:val="en-US"/>
+                <w:rFonts w:ascii="Courier New" w:eastAsia="Calibri" w:hAnsi="Courier New" w:cs="Arial"/>
+                <w:b/>
+                <w:color w:val="7F7F7F"/>
+                <w:kern w:val="0"/>
+                <w:sz w:val="22"/>
+                <w:szCs w:val="22"/>
+                <w:lang w:val="en-US" w:eastAsia="en-US" w:bidi="ar-SA"/>
               </w:rPr>
               <w:t>July James</w:t>
             </w:r>
@@ -242,26 +369,38 @@
         </w:tc>
         <w:tc>
           <w:tcPr>
-            <w:tcW w:w="2120" w:type="dxa"/>
+            <w:tcW w:w="2121" w:type="dxa"/>
+            <w:shd w:val="clear" w:color="auto" w:fill="F2F2F2" w:themeFill="background1" w:themeFillShade="f2"/>
           </w:tcPr>
           <w:p>
             <w:pPr>
+              <w:widowControl/>
+              <w:spacing w:before="0" w:after="0" w:line="240" w:lineRule="auto"/>
+              <w:jc w:val="left"/>
               <w:rPr>
                 <w:lang w:val="en-US"/>
               </w:rPr>
             </w:pPr>
             <w:r>
               <w:rPr>
-                <w:lang w:val="en-US"/>
-              </w:rPr>
-              <w:t>800000</w:t>
+                <w:rFonts w:ascii="Courier New" w:eastAsia="Calibri" w:hAnsi="Courier New" w:cs="Arial"/>
+                <w:b/>
+                <w:color w:val="7F7F7F"/>
+                <w:kern w:val="0"/>
+                <w:sz w:val="22"/>
+                <w:szCs w:val="22"/>
+                <w:lang w:val="en-US" w:eastAsia="en-US" w:bidi="ar-SA"/>
+              </w:rPr>
+              <w:t>800000.0</w:t>
             </w:r>
           </w:p>
         </w:tc>
       </w:tr>
       <w:tr>
         <w:tblPrEx>
-          <w:tblW w:w="0" w:type="auto"/>
+          <w:tblW w:w="9345" w:type="dxa"/>
+          <w:tblInd w:w="0" w:type="dxa"/>
+          <w:shd w:val="clear" w:color="auto" w:fill="F2F2F2"/>
           <w:tblLayout w:type="fixed"/>
           <w:tblLook w:val="04A0"/>
         </w:tblPrEx>
@@ -269,22 +408,38 @@
           <w:tcPr>
             <w:tcW w:w="9345" w:type="dxa"/>
             <w:gridSpan w:val="3"/>
+            <w:shd w:val="clear" w:color="auto" w:fill="F2F2F2" w:themeFill="background1" w:themeFillShade="f2"/>
           </w:tcPr>
           <w:p>
             <w:pPr>
+              <w:widowControl/>
+              <w:spacing w:before="0" w:after="0" w:line="240" w:lineRule="auto"/>
+              <w:jc w:val="left"/>
               <w:rPr>
                 <w:lang w:val="en-US"/>
               </w:rPr>
             </w:pPr>
             <w:r>
               <w:rPr>
-                <w:lang w:val="en-US"/>
+                <w:rFonts w:ascii="Courier New" w:eastAsia="Calibri" w:hAnsi="Courier New" w:cs="Arial"/>
+                <w:b/>
+                <w:color w:val="7F7F7F"/>
+                <w:kern w:val="0"/>
+                <w:sz w:val="22"/>
+                <w:szCs w:val="22"/>
+                <w:lang w:val="en-US" w:eastAsia="en-US" w:bidi="ar-SA"/>
               </w:rPr>
               <w:t xml:space="preserve">Count: </w:t>
             </w:r>
             <w:r>
               <w:rPr>
-                <w:lang w:val="en-US"/>
+                <w:rFonts w:ascii="Courier New" w:eastAsia="Calibri" w:hAnsi="Courier New" w:cs="Arial"/>
+                <w:b/>
+                <w:color w:val="7F7F7F"/>
+                <w:kern w:val="0"/>
+                <w:sz w:val="22"/>
+                <w:szCs w:val="22"/>
+                <w:lang w:val="en-US" w:eastAsia="en-US" w:bidi="ar-SA"/>
               </w:rPr>
               <w:t>3</w:t>
             </w:r>
@@ -292,12 +447,23 @@
         </w:tc>
       </w:tr>
     </w:tbl>
-    <w:p/>
+    <w:p>
+      <w:pPr>
+        <w:widowControl/>
+        <w:bidi w:val="0"/>
+        <w:spacing w:before="0" w:after="160" w:line="259" w:lineRule="auto"/>
+        <w:jc w:val="left"/>
+      </w:pPr>
+    </w:p>
     <w:sectPr>
+      <w:type w:val="nextPage"/>
       <w:pgSz w:w="11906" w:h="16838"/>
-      <w:pgMar w:top="1440" w:right="1440" w:bottom="1440" w:left="1440" w:header="708" w:footer="708" w:gutter="0"/>
-      <w:cols w:space="708"/>
-      <w:docGrid w:linePitch="360"/>
+      <w:pgMar w:top="1440" w:right="1440" w:bottom="1440" w:left="1440" w:header="0" w:footer="0" w:gutter="0"/>
+      <w:pgNumType w:fmt="decimal"/>
+      <w:cols w:space="720"/>
+      <w:formProt w:val="0"/>
+      <w:textDirection w:val="lrTb"/>
+      <w:docGrid w:linePitch="360" w:charSpace="4096"/>
     </w:sectPr>
   </w:body>
 </w:document>
@@ -316,11 +482,11 @@
     </w:rPrDefault>
     <w:pPrDefault>
       <w:pPr>
-        <w:spacing w:after="160" w:line="259" w:lineRule="auto"/>
+        <w:suppressAutoHyphens/>
       </w:pPr>
     </w:pPrDefault>
   </w:docDefaults>
-  <w:latentStyles w:defLockedState="0" w:defUIPriority="99" w:defSemiHidden="0" w:defUnhideWhenUsed="0" w:defQFormat="0" w:count="371">
+  <w:latentStyles w:defLockedState="0" w:defUIPriority="99" w:defSemiHidden="0" w:defUnhideWhenUsed="0" w:defQFormat="0" w:count="376">
     <w:lsdException w:name="Normal" w:uiPriority="0" w:qFormat="1"/>
     <w:lsdException w:name="heading 1" w:uiPriority="9" w:qFormat="1"/>
     <w:lsdException w:name="heading 2" w:semiHidden="1" w:uiPriority="9" w:unhideWhenUsed="1" w:qFormat="1"/>
@@ -426,7 +592,6 @@
     <w:lsdException w:name="HTML Sample" w:semiHidden="1" w:unhideWhenUsed="1"/>
     <w:lsdException w:name="HTML Typewriter" w:semiHidden="1" w:unhideWhenUsed="1"/>
     <w:lsdException w:name="HTML Variable" w:semiHidden="1" w:unhideWhenUsed="1"/>
-    <w:lsdException w:name="Normal Table" w:semiHidden="1" w:unhideWhenUsed="1"/>
     <w:lsdException w:name="annotation subject" w:semiHidden="1" w:unhideWhenUsed="1"/>
     <w:lsdException w:name="No List" w:semiHidden="1" w:unhideWhenUsed="1"/>
     <w:lsdException w:name="Outline List 1" w:semiHidden="1" w:unhideWhenUsed="1"/>
@@ -469,11 +634,8 @@
     <w:lsdException w:name="Table Contemporary" w:semiHidden="1" w:unhideWhenUsed="1"/>
     <w:lsdException w:name="Table Elegant" w:semiHidden="1" w:unhideWhenUsed="1"/>
     <w:lsdException w:name="Table Professional" w:semiHidden="1" w:unhideWhenUsed="1"/>
-    <w:lsdException w:name="Table Subtle 1" w:semiHidden="1" w:unhideWhenUsed="1"/>
     <w:lsdException w:name="Table Subtle 2" w:semiHidden="1" w:unhideWhenUsed="1"/>
     <w:lsdException w:name="Table Web 1" w:semiHidden="1" w:unhideWhenUsed="1"/>
-    <w:lsdException w:name="Table Web 2" w:semiHidden="1" w:unhideWhenUsed="1"/>
-    <w:lsdException w:name="Table Web 3" w:semiHidden="1" w:unhideWhenUsed="1"/>
     <w:lsdException w:name="Balloon Text" w:semiHidden="1" w:unhideWhenUsed="1"/>
     <w:lsdException w:name="Table Grid" w:uiPriority="39"/>
     <w:lsdException w:name="Table Theme" w:semiHidden="1" w:unhideWhenUsed="1"/>
@@ -692,16 +854,36 @@
     <w:lsdException w:name="List Table 5 Dark Accent 6" w:uiPriority="50"/>
     <w:lsdException w:name="List Table 6 Colorful Accent 6" w:uiPriority="51"/>
     <w:lsdException w:name="List Table 7 Colorful Accent 6" w:uiPriority="52"/>
+    <w:lsdException w:name="Smart Link" w:semiHidden="1" w:unhideWhenUsed="1"/>
+    <w:lsdException w:name="Mention" w:semiHidden="1" w:unhideWhenUsed="1"/>
+    <w:lsdException w:name="Smart Hyperlink" w:semiHidden="1" w:unhideWhenUsed="1"/>
+    <w:lsdException w:name="Hashtag" w:semiHidden="1" w:unhideWhenUsed="1"/>
+    <w:lsdException w:name="Unresolved Mention" w:semiHidden="1" w:unhideWhenUsed="1"/>
   </w:latentStyles>
   <w:style w:type="paragraph" w:default="1" w:styleId="Normal">
     <w:name w:val="Normal"/>
     <w:qFormat/>
+    <w:pPr>
+      <w:widowControl/>
+      <w:bidi w:val="0"/>
+      <w:spacing w:before="0" w:after="160" w:line="259" w:lineRule="auto"/>
+      <w:jc w:val="left"/>
+    </w:pPr>
+    <w:rPr>
+      <w:rFonts w:asciiTheme="minorHAnsi" w:eastAsiaTheme="minorHAnsi" w:hAnsiTheme="minorHAnsi" w:cstheme="minorBidi"/>
+      <w:color w:val="auto"/>
+      <w:kern w:val="0"/>
+      <w:sz w:val="22"/>
+      <w:szCs w:val="22"/>
+      <w:lang w:val="en-NZ" w:eastAsia="en-US" w:bidi="ar-SA"/>
+    </w:rPr>
   </w:style>
   <w:style w:type="character" w:default="1" w:styleId="DefaultParagraphFont">
     <w:name w:val="Default Paragraph Font"/>
     <w:uiPriority w:val="1"/>
     <w:semiHidden/>
     <w:unhideWhenUsed/>
+    <w:qFormat/>
   </w:style>
   <w:style w:type="table" w:default="1" w:styleId="TableNormal">
     <w:name w:val="Normal Table"/>
@@ -723,6 +905,64 @@
     <w:uiPriority w:val="99"/>
     <w:semiHidden/>
     <w:unhideWhenUsed/>
+    <w:qFormat/>
+  </w:style>
+  <w:style w:type="paragraph" w:customStyle="1" w:styleId="Heading">
+    <w:name w:val="Heading"/>
+    <w:basedOn w:val="Normal"/>
+    <w:next w:val="BodyText"/>
+    <w:qFormat/>
+    <w:pPr>
+      <w:keepNext/>
+      <w:spacing w:before="240" w:after="120"/>
+    </w:pPr>
+    <w:rPr>
+      <w:rFonts w:ascii="Liberation Sans" w:eastAsia="Microsoft YaHei" w:hAnsi="Liberation Sans" w:cs="Mangal"/>
+      <w:sz w:val="28"/>
+      <w:szCs w:val="28"/>
+    </w:rPr>
+  </w:style>
+  <w:style w:type="paragraph" w:styleId="BodyText">
+    <w:name w:val="Body Text"/>
+    <w:basedOn w:val="Normal"/>
+    <w:pPr>
+      <w:spacing w:before="0" w:after="140" w:line="276" w:lineRule="auto"/>
+    </w:pPr>
+  </w:style>
+  <w:style w:type="paragraph" w:styleId="List">
+    <w:name w:val="List"/>
+    <w:basedOn w:val="BodyText"/>
+    <w:rPr>
+      <w:rFonts w:cs="Mangal"/>
+    </w:rPr>
+  </w:style>
+  <w:style w:type="paragraph" w:styleId="Caption">
+    <w:name w:val="caption"/>
+    <w:basedOn w:val="Normal"/>
+    <w:qFormat/>
+    <w:pPr>
+      <w:suppressLineNumbers/>
+      <w:spacing w:before="120" w:after="120"/>
+    </w:pPr>
+    <w:rPr>
+      <w:rFonts w:cs="Mangal"/>
+      <w:i/>
+      <w:iCs/>
+      <w:sz w:val="24"/>
+      <w:szCs w:val="24"/>
+    </w:rPr>
+  </w:style>
+  <w:style w:type="paragraph" w:customStyle="1" w:styleId="Index">
+    <w:name w:val="Index"/>
+    <w:basedOn w:val="Normal"/>
+    <w:qFormat/>
+    <w:pPr>
+      <w:suppressLineNumbers/>
+    </w:pPr>
+    <w:rPr>
+      <w:rFonts w:cs="Mangal"/>
+      <w:lang w:val="" w:eastAsia="" w:bidi=""/>
+    </w:rPr>
   </w:style>
   <w:style w:type="table" w:customStyle="1" w:styleId="Codesnippettable">
     <w:name w:val="Code snippet table"/>
@@ -733,7 +973,6 @@
       <w:spacing w:after="0" w:line="240" w:lineRule="auto"/>
     </w:pPr>
     <w:rPr>
-      <w:rFonts w:ascii="Courier New" w:hAnsi="Courier New"/>
       <w:b/>
       <w:color w:val="7F7F7F" w:themeColor="text1" w:themeTint="80"/>
       <w:lang w:val="ru-RU"/>
@@ -749,7 +988,7 @@
       </w:tblBorders>
     </w:tblPr>
     <w:tcPr>
-      <w:shd w:val="clear" w:color="auto" w:fill="F2F2F2" w:themeFill="background1" w:themeFillShade="F2"/>
+      <w:shd w:val="clear" w:color="auto" w:fill="F2F2F2" w:themeFill="background1" w:themeFillShade="f2"/>
     </w:tcPr>
   </w:style>
 </w:styles>
